--- a/hw1/Q3/2453721-hw1-q3-analysis.docx
+++ b/hw1/Q3/2453721-hw1-q3-analysis.docx
@@ -4,71 +4,996 @@
   <w:body>
     <w:p>
       <w:pPr>
+        <w:spacing w:before="0" w:after="80" w:line="252" w:lineRule="auto"/>
         <w:jc w:val="center"/>
       </w:pPr>
       <w:r>
         <w:rPr>
+          <w:rFonts w:ascii="Times New Roman" w:hAnsi="Times New Roman" w:eastAsia="宋体"/>
+          <w:b/>
+          <w:sz w:val="30"/>
+        </w:rPr>
+        <w:t>Q3 基于 TCP Socket 的分布式排序</w:t>
+      </w:r>
+    </w:p>
+    <w:p>
+      <w:pPr>
+        <w:spacing w:before="20" w:after="40" w:line="252" w:lineRule="auto"/>
+      </w:pPr>
+      <w:r>
+        <w:rPr>
+          <w:rFonts w:ascii="Times New Roman" w:hAnsi="Times New Roman" w:eastAsia="宋体"/>
           <w:b/>
           <w:sz w:val="24"/>
         </w:rPr>
-        <w:t>HW1 Q3：TCP Socket 分布式快速排序</w:t>
+        <w:t>实验方法</w:t>
       </w:r>
     </w:p>
     <w:p>
+      <w:pPr>
+        <w:spacing w:before="0" w:after="40" w:line="252" w:lineRule="auto"/>
+      </w:pPr>
       <w:r>
-        <w:t>学生端将 Q1 的 16 个分组、完整输入和 Q2 的 quicksort/merge-sort 程序打包，通过 TCP 上传到额外服务器。额外服务器把分组分配给 K 个 TCP worker；worker 收到文件后排序并经 TCP 返回结果。额外服务器合并 16 个有序分组，另用归并排序程序对完整输入排序，返回两个结果和阶段计时。worker 和 master 均采用长度前缀帧传输，TCP 负责可靠、有序的字节流交付。</w:t>
+        <w:rPr>
+          <w:rFonts w:ascii="Times New Roman" w:hAnsi="Times New Roman" w:eastAsia="宋体"/>
+          <w:b w:val="0"/>
+          <w:sz w:val="21"/>
+        </w:rPr>
+        <w:t>本机 Coordinator 将 16 个分组、完整输入及排序程序打包，经 TCP 发送并按 K 分配任务；Worker 排序后返回结果，Coordinator 完成最终归并。Worker 连接通过 SSH 隧道建立。time-A 包含客户端打包与上传、Coordinator 解包、Worker 传输与排序、最终归并、结果打包、客户端下载和解包；time-B 为本机 Merge Sort 的读取至输出耗时。</w:t>
       </w:r>
     </w:p>
     <w:p>
+      <w:pPr>
+        <w:spacing w:before="20" w:after="20" w:line="252" w:lineRule="auto"/>
+      </w:pPr>
       <w:r>
-        <w:t>Coordinator 运行在 WSL；两台云服务器各运行 TCP Worker，数据连接通过 ssh -L 隧道转发，无需开放公网 worker 端口。K=2 和 K=4 的具体 endpoint 与分组计时见 output/K2-TCP/timings.json、output/K4-TCP/timings.json。</w:t>
+        <w:rPr>
+          <w:rFonts w:ascii="Times New Roman" w:hAnsi="Times New Roman" w:eastAsia="宋体"/>
+          <w:b/>
+          <w:sz w:val="24"/>
+        </w:rPr>
+        <w:t>阶段耗时（秒）</w:t>
       </w:r>
     </w:p>
     <w:tbl>
       <w:tblPr>
-        <w:tblStyle w:val="TableGrid"/>
         <w:tblW w:type="auto" w:w="0"/>
+        <w:jc w:val="center"/>
+        <w:tblLayout w:type="fixed"/>
         <w:tblLook w:firstColumn="1" w:firstRow="1" w:lastColumn="0" w:lastRow="0" w:noHBand="0" w:noVBand="1" w:val="04A0"/>
       </w:tblPr>
       <w:tblGrid>
-        <w:gridCol w:w="1648"/>
-        <w:gridCol w:w="1648"/>
-        <w:gridCol w:w="1648"/>
-        <w:gridCol w:w="1648"/>
-        <w:gridCol w:w="1648"/>
-        <w:gridCol w:w="1648"/>
-        <w:gridCol w:w="1648"/>
-        <w:gridCol w:w="1648"/>
-        <w:gridCol w:w="1648"/>
+        <w:gridCol w:w="3421"/>
+        <w:gridCol w:w="3421"/>
+        <w:gridCol w:w="3421"/>
       </w:tblGrid>
       <w:tr>
         <w:tc>
           <w:tcPr>
-            <w:tcW w:type="dxa" w:w="1648"/>
+            <w:tcW w:type="dxa" w:w="5216"/>
+            <w:vAlign w:val="center"/>
+            <w:shd w:fill="EAF0F6"/>
           </w:tcPr>
           <w:p>
             <w:pPr>
-              <w:spacing w:after="0"/>
+              <w:spacing w:before="0" w:after="0" w:line="240" w:lineRule="auto"/>
             </w:pPr>
+            <w:r/>
             <w:r>
               <w:rPr>
-                <w:sz w:val="12"/>
+                <w:rFonts w:ascii="Times New Roman" w:hAnsi="Times New Roman" w:eastAsia="宋体"/>
+                <w:b/>
+                <w:sz w:val="15"/>
               </w:rPr>
-              <w:t>方案</w:t>
+              <w:t>阶段</w:t>
             </w:r>
           </w:p>
         </w:tc>
         <w:tc>
           <w:tcPr>
-            <w:tcW w:type="dxa" w:w="1648"/>
+            <w:tcW w:type="dxa" w:w="2268"/>
+            <w:vAlign w:val="center"/>
+            <w:shd w:fill="EAF0F6"/>
           </w:tcPr>
           <w:p>
             <w:pPr>
-              <w:spacing w:after="0"/>
+              <w:spacing w:before="0" w:after="0" w:line="240" w:lineRule="auto"/>
             </w:pPr>
+            <w:r/>
             <w:r>
               <w:rPr>
-                <w:sz w:val="12"/>
+                <w:rFonts w:ascii="Times New Roman" w:hAnsi="Times New Roman" w:eastAsia="宋体"/>
+                <w:b/>
+                <w:sz w:val="15"/>
+              </w:rPr>
+              <w:t>K=2</w:t>
+            </w:r>
+          </w:p>
+        </w:tc>
+        <w:tc>
+          <w:tcPr>
+            <w:tcW w:type="dxa" w:w="2268"/>
+            <w:vAlign w:val="center"/>
+            <w:shd w:fill="EAF0F6"/>
+          </w:tcPr>
+          <w:p>
+            <w:pPr>
+              <w:spacing w:before="0" w:after="0" w:line="240" w:lineRule="auto"/>
+            </w:pPr>
+            <w:r/>
+            <w:r>
+              <w:rPr>
+                <w:rFonts w:ascii="Times New Roman" w:hAnsi="Times New Roman" w:eastAsia="宋体"/>
+                <w:b/>
+                <w:sz w:val="15"/>
+              </w:rPr>
+              <w:t>K=4</w:t>
+            </w:r>
+          </w:p>
+        </w:tc>
+      </w:tr>
+      <w:tr>
+        <w:tc>
+          <w:tcPr>
+            <w:tcW w:type="dxa" w:w="5216"/>
+            <w:vAlign w:val="center"/>
+          </w:tcPr>
+          <w:p>
+            <w:pPr>
+              <w:spacing w:before="0" w:after="0" w:line="240" w:lineRule="auto"/>
+            </w:pPr>
+            <w:r/>
+            <w:r>
+              <w:rPr>
+                <w:rFonts w:ascii="Times New Roman" w:hAnsi="Times New Roman" w:eastAsia="宋体"/>
+                <w:b w:val="0"/>
+                <w:sz w:val="15"/>
+              </w:rPr>
+              <w:t>客户端输入打包</w:t>
+            </w:r>
+          </w:p>
+        </w:tc>
+        <w:tc>
+          <w:tcPr>
+            <w:tcW w:type="dxa" w:w="2268"/>
+            <w:vAlign w:val="center"/>
+          </w:tcPr>
+          <w:p>
+            <w:pPr>
+              <w:spacing w:before="0" w:after="0" w:line="240" w:lineRule="auto"/>
+            </w:pPr>
+            <w:r/>
+            <w:r>
+              <w:rPr>
+                <w:rFonts w:ascii="Times New Roman" w:hAnsi="Times New Roman" w:eastAsia="宋体"/>
+                <w:b w:val="0"/>
+                <w:sz w:val="15"/>
+              </w:rPr>
+              <w:t>2.424</w:t>
+            </w:r>
+          </w:p>
+        </w:tc>
+        <w:tc>
+          <w:tcPr>
+            <w:tcW w:type="dxa" w:w="2268"/>
+            <w:vAlign w:val="center"/>
+          </w:tcPr>
+          <w:p>
+            <w:pPr>
+              <w:spacing w:before="0" w:after="0" w:line="240" w:lineRule="auto"/>
+            </w:pPr>
+            <w:r/>
+            <w:r>
+              <w:rPr>
+                <w:rFonts w:ascii="Times New Roman" w:hAnsi="Times New Roman" w:eastAsia="宋体"/>
+                <w:b w:val="0"/>
+                <w:sz w:val="15"/>
+              </w:rPr>
+              <w:t>2.424</w:t>
+            </w:r>
+          </w:p>
+        </w:tc>
+      </w:tr>
+      <w:tr>
+        <w:tc>
+          <w:tcPr>
+            <w:tcW w:type="dxa" w:w="5216"/>
+            <w:vAlign w:val="center"/>
+          </w:tcPr>
+          <w:p>
+            <w:pPr>
+              <w:spacing w:before="0" w:after="0" w:line="240" w:lineRule="auto"/>
+            </w:pPr>
+            <w:r/>
+            <w:r>
+              <w:rPr>
+                <w:rFonts w:ascii="Times New Roman" w:hAnsi="Times New Roman" w:eastAsia="宋体"/>
+                <w:b w:val="0"/>
+                <w:sz w:val="15"/>
+              </w:rPr>
+              <w:t>客户端上传</w:t>
+            </w:r>
+          </w:p>
+        </w:tc>
+        <w:tc>
+          <w:tcPr>
+            <w:tcW w:type="dxa" w:w="2268"/>
+            <w:vAlign w:val="center"/>
+          </w:tcPr>
+          <w:p>
+            <w:pPr>
+              <w:spacing w:before="0" w:after="0" w:line="240" w:lineRule="auto"/>
+            </w:pPr>
+            <w:r/>
+            <w:r>
+              <w:rPr>
+                <w:rFonts w:ascii="Times New Roman" w:hAnsi="Times New Roman" w:eastAsia="宋体"/>
+                <w:b w:val="0"/>
+                <w:sz w:val="15"/>
+              </w:rPr>
+              <w:t>0.143</w:t>
+            </w:r>
+          </w:p>
+        </w:tc>
+        <w:tc>
+          <w:tcPr>
+            <w:tcW w:type="dxa" w:w="2268"/>
+            <w:vAlign w:val="center"/>
+          </w:tcPr>
+          <w:p>
+            <w:pPr>
+              <w:spacing w:before="0" w:after="0" w:line="240" w:lineRule="auto"/>
+            </w:pPr>
+            <w:r/>
+            <w:r>
+              <w:rPr>
+                <w:rFonts w:ascii="Times New Roman" w:hAnsi="Times New Roman" w:eastAsia="宋体"/>
+                <w:b w:val="0"/>
+                <w:sz w:val="15"/>
+              </w:rPr>
+              <w:t>0.136</w:t>
+            </w:r>
+          </w:p>
+        </w:tc>
+      </w:tr>
+      <w:tr>
+        <w:tc>
+          <w:tcPr>
+            <w:tcW w:type="dxa" w:w="5216"/>
+            <w:vAlign w:val="center"/>
+          </w:tcPr>
+          <w:p>
+            <w:pPr>
+              <w:spacing w:before="0" w:after="0" w:line="240" w:lineRule="auto"/>
+            </w:pPr>
+            <w:r/>
+            <w:r>
+              <w:rPr>
+                <w:rFonts w:ascii="Times New Roman" w:hAnsi="Times New Roman" w:eastAsia="宋体"/>
+                <w:b w:val="0"/>
+                <w:sz w:val="15"/>
+              </w:rPr>
+              <w:t>Coordinator 解包</w:t>
+            </w:r>
+          </w:p>
+        </w:tc>
+        <w:tc>
+          <w:tcPr>
+            <w:tcW w:type="dxa" w:w="2268"/>
+            <w:vAlign w:val="center"/>
+          </w:tcPr>
+          <w:p>
+            <w:pPr>
+              <w:spacing w:before="0" w:after="0" w:line="240" w:lineRule="auto"/>
+            </w:pPr>
+            <w:r/>
+            <w:r>
+              <w:rPr>
+                <w:rFonts w:ascii="Times New Roman" w:hAnsi="Times New Roman" w:eastAsia="宋体"/>
+                <w:b w:val="0"/>
+                <w:sz w:val="15"/>
+              </w:rPr>
+              <w:t>0.157</w:t>
+            </w:r>
+          </w:p>
+        </w:tc>
+        <w:tc>
+          <w:tcPr>
+            <w:tcW w:type="dxa" w:w="2268"/>
+            <w:vAlign w:val="center"/>
+          </w:tcPr>
+          <w:p>
+            <w:pPr>
+              <w:spacing w:before="0" w:after="0" w:line="240" w:lineRule="auto"/>
+            </w:pPr>
+            <w:r/>
+            <w:r>
+              <w:rPr>
+                <w:rFonts w:ascii="Times New Roman" w:hAnsi="Times New Roman" w:eastAsia="宋体"/>
+                <w:b w:val="0"/>
+                <w:sz w:val="15"/>
+              </w:rPr>
+              <w:t>0.155</w:t>
+            </w:r>
+          </w:p>
+        </w:tc>
+      </w:tr>
+      <w:tr>
+        <w:tc>
+          <w:tcPr>
+            <w:tcW w:type="dxa" w:w="5216"/>
+            <w:vAlign w:val="center"/>
+          </w:tcPr>
+          <w:p>
+            <w:pPr>
+              <w:spacing w:before="0" w:after="0" w:line="240" w:lineRule="auto"/>
+            </w:pPr>
+            <w:r/>
+            <w:r>
+              <w:rPr>
+                <w:rFonts w:ascii="Times New Roman" w:hAnsi="Times New Roman" w:eastAsia="宋体"/>
+                <w:b w:val="0"/>
+                <w:sz w:val="15"/>
+              </w:rPr>
+              <w:t>Worker 上传最慢值</w:t>
+            </w:r>
+          </w:p>
+        </w:tc>
+        <w:tc>
+          <w:tcPr>
+            <w:tcW w:type="dxa" w:w="2268"/>
+            <w:vAlign w:val="center"/>
+          </w:tcPr>
+          <w:p>
+            <w:pPr>
+              <w:spacing w:before="0" w:after="0" w:line="240" w:lineRule="auto"/>
+            </w:pPr>
+            <w:r/>
+            <w:r>
+              <w:rPr>
+                <w:rFonts w:ascii="Times New Roman" w:hAnsi="Times New Roman" w:eastAsia="宋体"/>
+                <w:b w:val="0"/>
+                <w:sz w:val="15"/>
+              </w:rPr>
+              <w:t>0.050</w:t>
+            </w:r>
+          </w:p>
+        </w:tc>
+        <w:tc>
+          <w:tcPr>
+            <w:tcW w:type="dxa" w:w="2268"/>
+            <w:vAlign w:val="center"/>
+          </w:tcPr>
+          <w:p>
+            <w:pPr>
+              <w:spacing w:before="0" w:after="0" w:line="240" w:lineRule="auto"/>
+            </w:pPr>
+            <w:r/>
+            <w:r>
+              <w:rPr>
+                <w:rFonts w:ascii="Times New Roman" w:hAnsi="Times New Roman" w:eastAsia="宋体"/>
+                <w:b w:val="0"/>
+                <w:sz w:val="15"/>
+              </w:rPr>
+              <w:t>1.705</w:t>
+            </w:r>
+          </w:p>
+        </w:tc>
+      </w:tr>
+      <w:tr>
+        <w:tc>
+          <w:tcPr>
+            <w:tcW w:type="dxa" w:w="5216"/>
+            <w:vAlign w:val="center"/>
+          </w:tcPr>
+          <w:p>
+            <w:pPr>
+              <w:spacing w:before="0" w:after="0" w:line="240" w:lineRule="auto"/>
+            </w:pPr>
+            <w:r/>
+            <w:r>
+              <w:rPr>
+                <w:rFonts w:ascii="Times New Roman" w:hAnsi="Times New Roman" w:eastAsia="宋体"/>
+                <w:b w:val="0"/>
+                <w:sz w:val="15"/>
+              </w:rPr>
+              <w:t>Worker Quick Sort 最慢值</w:t>
+            </w:r>
+          </w:p>
+        </w:tc>
+        <w:tc>
+          <w:tcPr>
+            <w:tcW w:type="dxa" w:w="2268"/>
+            <w:vAlign w:val="center"/>
+          </w:tcPr>
+          <w:p>
+            <w:pPr>
+              <w:spacing w:before="0" w:after="0" w:line="240" w:lineRule="auto"/>
+            </w:pPr>
+            <w:r/>
+            <w:r>
+              <w:rPr>
+                <w:rFonts w:ascii="Times New Roman" w:hAnsi="Times New Roman" w:eastAsia="宋体"/>
+                <w:b w:val="0"/>
+                <w:sz w:val="15"/>
+              </w:rPr>
+              <w:t>3.901</w:t>
+            </w:r>
+          </w:p>
+        </w:tc>
+        <w:tc>
+          <w:tcPr>
+            <w:tcW w:type="dxa" w:w="2268"/>
+            <w:vAlign w:val="center"/>
+          </w:tcPr>
+          <w:p>
+            <w:pPr>
+              <w:spacing w:before="0" w:after="0" w:line="240" w:lineRule="auto"/>
+            </w:pPr>
+            <w:r/>
+            <w:r>
+              <w:rPr>
+                <w:rFonts w:ascii="Times New Roman" w:hAnsi="Times New Roman" w:eastAsia="宋体"/>
+                <w:b w:val="0"/>
+                <w:sz w:val="15"/>
+              </w:rPr>
+              <w:t>1.983</w:t>
+            </w:r>
+          </w:p>
+        </w:tc>
+      </w:tr>
+      <w:tr>
+        <w:tc>
+          <w:tcPr>
+            <w:tcW w:type="dxa" w:w="5216"/>
+            <w:vAlign w:val="center"/>
+          </w:tcPr>
+          <w:p>
+            <w:pPr>
+              <w:spacing w:before="0" w:after="0" w:line="240" w:lineRule="auto"/>
+            </w:pPr>
+            <w:r/>
+            <w:r>
+              <w:rPr>
+                <w:rFonts w:ascii="Times New Roman" w:hAnsi="Times New Roman" w:eastAsia="宋体"/>
+                <w:b w:val="0"/>
+                <w:sz w:val="15"/>
+              </w:rPr>
+              <w:t>Worker 下载最慢值</w:t>
+            </w:r>
+          </w:p>
+        </w:tc>
+        <w:tc>
+          <w:tcPr>
+            <w:tcW w:type="dxa" w:w="2268"/>
+            <w:vAlign w:val="center"/>
+          </w:tcPr>
+          <w:p>
+            <w:pPr>
+              <w:spacing w:before="0" w:after="0" w:line="240" w:lineRule="auto"/>
+            </w:pPr>
+            <w:r/>
+            <w:r>
+              <w:rPr>
+                <w:rFonts w:ascii="Times New Roman" w:hAnsi="Times New Roman" w:eastAsia="宋体"/>
+                <w:b w:val="0"/>
+                <w:sz w:val="15"/>
+              </w:rPr>
+              <w:t>16.858</w:t>
+            </w:r>
+          </w:p>
+        </w:tc>
+        <w:tc>
+          <w:tcPr>
+            <w:tcW w:type="dxa" w:w="2268"/>
+            <w:vAlign w:val="center"/>
+          </w:tcPr>
+          <w:p>
+            <w:pPr>
+              <w:spacing w:before="0" w:after="0" w:line="240" w:lineRule="auto"/>
+            </w:pPr>
+            <w:r/>
+            <w:r>
+              <w:rPr>
+                <w:rFonts w:ascii="Times New Roman" w:hAnsi="Times New Roman" w:eastAsia="宋体"/>
+                <w:b w:val="0"/>
+                <w:sz w:val="15"/>
+              </w:rPr>
+              <w:t>13.679</w:t>
+            </w:r>
+          </w:p>
+        </w:tc>
+      </w:tr>
+      <w:tr>
+        <w:tc>
+          <w:tcPr>
+            <w:tcW w:type="dxa" w:w="5216"/>
+            <w:vAlign w:val="center"/>
+          </w:tcPr>
+          <w:p>
+            <w:pPr>
+              <w:spacing w:before="0" w:after="0" w:line="240" w:lineRule="auto"/>
+            </w:pPr>
+            <w:r/>
+            <w:r>
+              <w:rPr>
+                <w:rFonts w:ascii="Times New Roman" w:hAnsi="Times New Roman" w:eastAsia="宋体"/>
+                <w:b w:val="0"/>
+                <w:sz w:val="15"/>
+              </w:rPr>
+              <w:t>最终归并</w:t>
+            </w:r>
+          </w:p>
+        </w:tc>
+        <w:tc>
+          <w:tcPr>
+            <w:tcW w:type="dxa" w:w="2268"/>
+            <w:vAlign w:val="center"/>
+          </w:tcPr>
+          <w:p>
+            <w:pPr>
+              <w:spacing w:before="0" w:after="0" w:line="240" w:lineRule="auto"/>
+            </w:pPr>
+            <w:r/>
+            <w:r>
+              <w:rPr>
+                <w:rFonts w:ascii="Times New Roman" w:hAnsi="Times New Roman" w:eastAsia="宋体"/>
+                <w:b w:val="0"/>
+                <w:sz w:val="15"/>
+              </w:rPr>
+              <w:t>0.618</w:t>
+            </w:r>
+          </w:p>
+        </w:tc>
+        <w:tc>
+          <w:tcPr>
+            <w:tcW w:type="dxa" w:w="2268"/>
+            <w:vAlign w:val="center"/>
+          </w:tcPr>
+          <w:p>
+            <w:pPr>
+              <w:spacing w:before="0" w:after="0" w:line="240" w:lineRule="auto"/>
+            </w:pPr>
+            <w:r/>
+            <w:r>
+              <w:rPr>
+                <w:rFonts w:ascii="Times New Roman" w:hAnsi="Times New Roman" w:eastAsia="宋体"/>
+                <w:b w:val="0"/>
+                <w:sz w:val="15"/>
+              </w:rPr>
+              <w:t>0.603</w:t>
+            </w:r>
+          </w:p>
+        </w:tc>
+      </w:tr>
+      <w:tr>
+        <w:tc>
+          <w:tcPr>
+            <w:tcW w:type="dxa" w:w="5216"/>
+            <w:vAlign w:val="center"/>
+          </w:tcPr>
+          <w:p>
+            <w:pPr>
+              <w:spacing w:before="0" w:after="0" w:line="240" w:lineRule="auto"/>
+            </w:pPr>
+            <w:r/>
+            <w:r>
+              <w:rPr>
+                <w:rFonts w:ascii="Times New Roman" w:hAnsi="Times New Roman" w:eastAsia="宋体"/>
+                <w:b w:val="0"/>
+                <w:sz w:val="15"/>
+              </w:rPr>
+              <w:t>结果打包</w:t>
+            </w:r>
+          </w:p>
+        </w:tc>
+        <w:tc>
+          <w:tcPr>
+            <w:tcW w:type="dxa" w:w="2268"/>
+            <w:vAlign w:val="center"/>
+          </w:tcPr>
+          <w:p>
+            <w:pPr>
+              <w:spacing w:before="0" w:after="0" w:line="240" w:lineRule="auto"/>
+            </w:pPr>
+            <w:r/>
+            <w:r>
+              <w:rPr>
+                <w:rFonts w:ascii="Times New Roman" w:hAnsi="Times New Roman" w:eastAsia="宋体"/>
+                <w:b w:val="0"/>
+                <w:sz w:val="15"/>
+              </w:rPr>
+              <w:t>2.700</w:t>
+            </w:r>
+          </w:p>
+        </w:tc>
+        <w:tc>
+          <w:tcPr>
+            <w:tcW w:type="dxa" w:w="2268"/>
+            <w:vAlign w:val="center"/>
+          </w:tcPr>
+          <w:p>
+            <w:pPr>
+              <w:spacing w:before="0" w:after="0" w:line="240" w:lineRule="auto"/>
+            </w:pPr>
+            <w:r/>
+            <w:r>
+              <w:rPr>
+                <w:rFonts w:ascii="Times New Roman" w:hAnsi="Times New Roman" w:eastAsia="宋体"/>
+                <w:b w:val="0"/>
+                <w:sz w:val="15"/>
+              </w:rPr>
+              <w:t>2.566</w:t>
+            </w:r>
+          </w:p>
+        </w:tc>
+      </w:tr>
+      <w:tr>
+        <w:tc>
+          <w:tcPr>
+            <w:tcW w:type="dxa" w:w="5216"/>
+            <w:vAlign w:val="center"/>
+          </w:tcPr>
+          <w:p>
+            <w:pPr>
+              <w:spacing w:before="0" w:after="0" w:line="240" w:lineRule="auto"/>
+            </w:pPr>
+            <w:r/>
+            <w:r>
+              <w:rPr>
+                <w:rFonts w:ascii="Times New Roman" w:hAnsi="Times New Roman" w:eastAsia="宋体"/>
+                <w:b w:val="0"/>
+                <w:sz w:val="15"/>
+              </w:rPr>
+              <w:t>客户端下载</w:t>
+            </w:r>
+          </w:p>
+        </w:tc>
+        <w:tc>
+          <w:tcPr>
+            <w:tcW w:type="dxa" w:w="2268"/>
+            <w:vAlign w:val="center"/>
+          </w:tcPr>
+          <w:p>
+            <w:pPr>
+              <w:spacing w:before="0" w:after="0" w:line="240" w:lineRule="auto"/>
+            </w:pPr>
+            <w:r/>
+            <w:r>
+              <w:rPr>
+                <w:rFonts w:ascii="Times New Roman" w:hAnsi="Times New Roman" w:eastAsia="宋体"/>
+                <w:b w:val="0"/>
+                <w:sz w:val="15"/>
+              </w:rPr>
+              <w:t>0.163</w:t>
+            </w:r>
+          </w:p>
+        </w:tc>
+        <w:tc>
+          <w:tcPr>
+            <w:tcW w:type="dxa" w:w="2268"/>
+            <w:vAlign w:val="center"/>
+          </w:tcPr>
+          <w:p>
+            <w:pPr>
+              <w:spacing w:before="0" w:after="0" w:line="240" w:lineRule="auto"/>
+            </w:pPr>
+            <w:r/>
+            <w:r>
+              <w:rPr>
+                <w:rFonts w:ascii="Times New Roman" w:hAnsi="Times New Roman" w:eastAsia="宋体"/>
+                <w:b w:val="0"/>
+                <w:sz w:val="15"/>
+              </w:rPr>
+              <w:t>0.205</w:t>
+            </w:r>
+          </w:p>
+        </w:tc>
+      </w:tr>
+      <w:tr>
+        <w:tc>
+          <w:tcPr>
+            <w:tcW w:type="dxa" w:w="5216"/>
+            <w:vAlign w:val="center"/>
+          </w:tcPr>
+          <w:p>
+            <w:pPr>
+              <w:spacing w:before="0" w:after="0" w:line="240" w:lineRule="auto"/>
+            </w:pPr>
+            <w:r/>
+            <w:r>
+              <w:rPr>
+                <w:rFonts w:ascii="Times New Roman" w:hAnsi="Times New Roman" w:eastAsia="宋体"/>
+                <w:b w:val="0"/>
+                <w:sz w:val="15"/>
+              </w:rPr>
+              <w:t>客户端解包</w:t>
+            </w:r>
+          </w:p>
+        </w:tc>
+        <w:tc>
+          <w:tcPr>
+            <w:tcW w:type="dxa" w:w="2268"/>
+            <w:vAlign w:val="center"/>
+          </w:tcPr>
+          <w:p>
+            <w:pPr>
+              <w:spacing w:before="0" w:after="0" w:line="240" w:lineRule="auto"/>
+            </w:pPr>
+            <w:r/>
+            <w:r>
+              <w:rPr>
+                <w:rFonts w:ascii="Times New Roman" w:hAnsi="Times New Roman" w:eastAsia="宋体"/>
+                <w:b w:val="0"/>
+                <w:sz w:val="15"/>
+              </w:rPr>
+              <w:t>0.259</w:t>
+            </w:r>
+          </w:p>
+        </w:tc>
+        <w:tc>
+          <w:tcPr>
+            <w:tcW w:type="dxa" w:w="2268"/>
+            <w:vAlign w:val="center"/>
+          </w:tcPr>
+          <w:p>
+            <w:pPr>
+              <w:spacing w:before="0" w:after="0" w:line="240" w:lineRule="auto"/>
+            </w:pPr>
+            <w:r/>
+            <w:r>
+              <w:rPr>
+                <w:rFonts w:ascii="Times New Roman" w:hAnsi="Times New Roman" w:eastAsia="宋体"/>
+                <w:b w:val="0"/>
+                <w:sz w:val="15"/>
+              </w:rPr>
+              <w:t>0.238</w:t>
+            </w:r>
+          </w:p>
+        </w:tc>
+      </w:tr>
+      <w:tr>
+        <w:tc>
+          <w:tcPr>
+            <w:tcW w:type="dxa" w:w="5216"/>
+            <w:vAlign w:val="center"/>
+          </w:tcPr>
+          <w:p>
+            <w:pPr>
+              <w:spacing w:before="0" w:after="0" w:line="240" w:lineRule="auto"/>
+            </w:pPr>
+            <w:r/>
+            <w:r>
+              <w:rPr>
+                <w:rFonts w:ascii="Times New Roman" w:hAnsi="Times New Roman" w:eastAsia="宋体"/>
+                <w:b w:val="0"/>
+                <w:sz w:val="15"/>
+              </w:rPr>
+              <w:t>time-A</w:t>
+            </w:r>
+          </w:p>
+        </w:tc>
+        <w:tc>
+          <w:tcPr>
+            <w:tcW w:type="dxa" w:w="2268"/>
+            <w:vAlign w:val="center"/>
+          </w:tcPr>
+          <w:p>
+            <w:pPr>
+              <w:spacing w:before="0" w:after="0" w:line="240" w:lineRule="auto"/>
+            </w:pPr>
+            <w:r/>
+            <w:r>
+              <w:rPr>
+                <w:rFonts w:ascii="Times New Roman" w:hAnsi="Times New Roman" w:eastAsia="宋体"/>
+                <w:b w:val="0"/>
+                <w:sz w:val="15"/>
+              </w:rPr>
+              <w:t>30.281</w:t>
+            </w:r>
+          </w:p>
+        </w:tc>
+        <w:tc>
+          <w:tcPr>
+            <w:tcW w:type="dxa" w:w="2268"/>
+            <w:vAlign w:val="center"/>
+          </w:tcPr>
+          <w:p>
+            <w:pPr>
+              <w:spacing w:before="0" w:after="0" w:line="240" w:lineRule="auto"/>
+            </w:pPr>
+            <w:r/>
+            <w:r>
+              <w:rPr>
+                <w:rFonts w:ascii="Times New Roman" w:hAnsi="Times New Roman" w:eastAsia="宋体"/>
+                <w:b w:val="0"/>
+                <w:sz w:val="15"/>
+              </w:rPr>
+              <w:t>31.512</w:t>
+            </w:r>
+          </w:p>
+        </w:tc>
+      </w:tr>
+      <w:tr>
+        <w:tc>
+          <w:tcPr>
+            <w:tcW w:type="dxa" w:w="5216"/>
+            <w:vAlign w:val="center"/>
+          </w:tcPr>
+          <w:p>
+            <w:pPr>
+              <w:spacing w:before="0" w:after="0" w:line="240" w:lineRule="auto"/>
+            </w:pPr>
+            <w:r/>
+            <w:r>
+              <w:rPr>
+                <w:rFonts w:ascii="Times New Roman" w:hAnsi="Times New Roman" w:eastAsia="宋体"/>
+                <w:b w:val="0"/>
+                <w:sz w:val="15"/>
+              </w:rPr>
+              <w:t>time-B</w:t>
+            </w:r>
+          </w:p>
+        </w:tc>
+        <w:tc>
+          <w:tcPr>
+            <w:tcW w:type="dxa" w:w="2268"/>
+            <w:vAlign w:val="center"/>
+          </w:tcPr>
+          <w:p>
+            <w:pPr>
+              <w:spacing w:before="0" w:after="0" w:line="240" w:lineRule="auto"/>
+            </w:pPr>
+            <w:r/>
+            <w:r>
+              <w:rPr>
+                <w:rFonts w:ascii="Times New Roman" w:hAnsi="Times New Roman" w:eastAsia="宋体"/>
+                <w:b w:val="0"/>
+                <w:sz w:val="15"/>
+              </w:rPr>
+              <w:t>3.795</w:t>
+            </w:r>
+          </w:p>
+        </w:tc>
+        <w:tc>
+          <w:tcPr>
+            <w:tcW w:type="dxa" w:w="2268"/>
+            <w:vAlign w:val="center"/>
+          </w:tcPr>
+          <w:p>
+            <w:pPr>
+              <w:spacing w:before="0" w:after="0" w:line="240" w:lineRule="auto"/>
+            </w:pPr>
+            <w:r/>
+            <w:r>
+              <w:rPr>
+                <w:rFonts w:ascii="Times New Roman" w:hAnsi="Times New Roman" w:eastAsia="宋体"/>
+                <w:b w:val="0"/>
+                <w:sz w:val="15"/>
+              </w:rPr>
+              <w:t>3.506</w:t>
+            </w:r>
+          </w:p>
+        </w:tc>
+      </w:tr>
+      <w:tr>
+        <w:tc>
+          <w:tcPr>
+            <w:tcW w:type="dxa" w:w="5216"/>
+            <w:vAlign w:val="center"/>
+          </w:tcPr>
+          <w:p>
+            <w:pPr>
+              <w:spacing w:before="0" w:after="0" w:line="240" w:lineRule="auto"/>
+            </w:pPr>
+            <w:r/>
+            <w:r>
+              <w:rPr>
+                <w:rFonts w:ascii="Times New Roman" w:hAnsi="Times New Roman" w:eastAsia="宋体"/>
+                <w:b w:val="0"/>
+                <w:sz w:val="15"/>
+              </w:rPr>
+              <w:t>time-A/time-B</w:t>
+            </w:r>
+          </w:p>
+        </w:tc>
+        <w:tc>
+          <w:tcPr>
+            <w:tcW w:type="dxa" w:w="2268"/>
+            <w:vAlign w:val="center"/>
+          </w:tcPr>
+          <w:p>
+            <w:pPr>
+              <w:spacing w:before="0" w:after="0" w:line="240" w:lineRule="auto"/>
+            </w:pPr>
+            <w:r/>
+            <w:r>
+              <w:rPr>
+                <w:rFonts w:ascii="Times New Roman" w:hAnsi="Times New Roman" w:eastAsia="宋体"/>
+                <w:b w:val="0"/>
+                <w:sz w:val="15"/>
+              </w:rPr>
+              <w:t>7.979</w:t>
+            </w:r>
+          </w:p>
+        </w:tc>
+        <w:tc>
+          <w:tcPr>
+            <w:tcW w:type="dxa" w:w="2268"/>
+            <w:vAlign w:val="center"/>
+          </w:tcPr>
+          <w:p>
+            <w:pPr>
+              <w:spacing w:before="0" w:after="0" w:line="240" w:lineRule="auto"/>
+            </w:pPr>
+            <w:r/>
+            <w:r>
+              <w:rPr>
+                <w:rFonts w:ascii="Times New Roman" w:hAnsi="Times New Roman" w:eastAsia="宋体"/>
+                <w:b w:val="0"/>
+                <w:sz w:val="15"/>
+              </w:rPr>
+              <w:t>8.989</w:t>
+            </w:r>
+          </w:p>
+        </w:tc>
+      </w:tr>
+    </w:tbl>
+    <w:p>
+      <w:pPr>
+        <w:spacing w:before="40" w:after="40" w:line="252" w:lineRule="auto"/>
+      </w:pPr>
+      <w:r>
+        <w:rPr>
+          <w:rFonts w:ascii="Times New Roman" w:hAnsi="Times New Roman" w:eastAsia="宋体"/>
+          <w:b w:val="0"/>
+          <w:sz w:val="21"/>
+        </w:rPr>
+        <w:t>并行 Worker 阶段按最慢值统计。K=4 的 Quick Sort 最慢值下降约 49%，但 time-A 增加 1.231 秒；上传最慢值升至 1.705 秒，下载仍需 13.679 秒，传输耗时抵消了排序缩短。</w:t>
+      </w:r>
+    </w:p>
+    <w:p>
+      <w:pPr>
+        <w:spacing w:before="20" w:after="20" w:line="252" w:lineRule="auto"/>
+      </w:pPr>
+      <w:r>
+        <w:rPr>
+          <w:rFonts w:ascii="Times New Roman" w:hAnsi="Times New Roman" w:eastAsia="宋体"/>
+          <w:b/>
+          <w:sz w:val="24"/>
+        </w:rPr>
+        <w:t>与 Q2 的比较及核对</w:t>
+      </w:r>
+    </w:p>
+    <w:tbl>
+      <w:tblPr>
+        <w:tblW w:type="auto" w:w="0"/>
+        <w:jc w:val="center"/>
+        <w:tblLayout w:type="fixed"/>
+        <w:tblLook w:firstColumn="1" w:firstRow="1" w:lastColumn="0" w:lastRow="0" w:noHBand="0" w:noVBand="1" w:val="04A0"/>
+      </w:tblPr>
+      <w:tblGrid>
+        <w:gridCol w:w="3421"/>
+        <w:gridCol w:w="3421"/>
+        <w:gridCol w:w="3421"/>
+      </w:tblGrid>
+      <w:tr>
+        <w:tc>
+          <w:tcPr>
+            <w:tcW w:type="dxa" w:w="680"/>
+            <w:vAlign w:val="center"/>
+            <w:shd w:fill="EAF0F6"/>
+          </w:tcPr>
+          <w:p>
+            <w:pPr>
+              <w:spacing w:before="0" w:after="0" w:line="240" w:lineRule="auto"/>
+            </w:pPr>
+            <w:r/>
+            <w:r>
+              <w:rPr>
+                <w:rFonts w:ascii="Times New Roman" w:hAnsi="Times New Roman" w:eastAsia="宋体"/>
+                <w:b/>
+                <w:sz w:val="19"/>
               </w:rPr>
               <w:t>K</w:t>
             </w:r>
@@ -76,113 +1001,43 @@
         </w:tc>
         <w:tc>
           <w:tcPr>
-            <w:tcW w:type="dxa" w:w="1648"/>
+            <w:tcW w:type="dxa" w:w="4535"/>
+            <w:vAlign w:val="center"/>
+            <w:shd w:fill="EAF0F6"/>
           </w:tcPr>
           <w:p>
             <w:pPr>
-              <w:spacing w:after="0"/>
+              <w:spacing w:before="0" w:after="0" w:line="240" w:lineRule="auto"/>
             </w:pPr>
+            <w:r/>
             <w:r>
               <w:rPr>
-                <w:sz w:val="12"/>
+                <w:rFonts w:ascii="Times New Roman" w:hAnsi="Times New Roman" w:eastAsia="宋体"/>
+                <w:b/>
+                <w:sz w:val="19"/>
               </w:rPr>
-              <w:t>上传(s)</w:t>
+              <w:t>Q2：time-A / time-B / 比值</w:t>
             </w:r>
           </w:p>
         </w:tc>
         <w:tc>
           <w:tcPr>
-            <w:tcW w:type="dxa" w:w="1648"/>
+            <w:tcW w:type="dxa" w:w="4535"/>
+            <w:vAlign w:val="center"/>
+            <w:shd w:fill="EAF0F6"/>
           </w:tcPr>
           <w:p>
             <w:pPr>
-              <w:spacing w:after="0"/>
+              <w:spacing w:before="0" w:after="0" w:line="240" w:lineRule="auto"/>
             </w:pPr>
+            <w:r/>
             <w:r>
               <w:rPr>
-                <w:sz w:val="12"/>
+                <w:rFonts w:ascii="Times New Roman" w:hAnsi="Times New Roman" w:eastAsia="宋体"/>
+                <w:b/>
+                <w:sz w:val="19"/>
               </w:rPr>
-              <w:t>worker排序(s)</w:t>
-            </w:r>
-          </w:p>
-        </w:tc>
-        <w:tc>
-          <w:tcPr>
-            <w:tcW w:type="dxa" w:w="1648"/>
-          </w:tcPr>
-          <w:p>
-            <w:pPr>
-              <w:spacing w:after="0"/>
-            </w:pPr>
-            <w:r>
-              <w:rPr>
-                <w:sz w:val="12"/>
-              </w:rPr>
-              <w:t>下载(s)</w:t>
-            </w:r>
-          </w:p>
-        </w:tc>
-        <w:tc>
-          <w:tcPr>
-            <w:tcW w:type="dxa" w:w="1648"/>
-          </w:tcPr>
-          <w:p>
-            <w:pPr>
-              <w:spacing w:after="0"/>
-            </w:pPr>
-            <w:r>
-              <w:rPr>
-                <w:sz w:val="12"/>
-              </w:rPr>
-              <w:t>最终归并(s)</w:t>
-            </w:r>
-          </w:p>
-        </w:tc>
-        <w:tc>
-          <w:tcPr>
-            <w:tcW w:type="dxa" w:w="1648"/>
-          </w:tcPr>
-          <w:p>
-            <w:pPr>
-              <w:spacing w:after="0"/>
-            </w:pPr>
-            <w:r>
-              <w:rPr>
-                <w:sz w:val="12"/>
-              </w:rPr>
-              <w:t>time-A(s)</w:t>
-            </w:r>
-          </w:p>
-        </w:tc>
-        <w:tc>
-          <w:tcPr>
-            <w:tcW w:type="dxa" w:w="1648"/>
-          </w:tcPr>
-          <w:p>
-            <w:pPr>
-              <w:spacing w:after="0"/>
-            </w:pPr>
-            <w:r>
-              <w:rPr>
-                <w:sz w:val="12"/>
-              </w:rPr>
-              <w:t>time-B(s)</w:t>
-            </w:r>
-          </w:p>
-        </w:tc>
-        <w:tc>
-          <w:tcPr>
-            <w:tcW w:type="dxa" w:w="1648"/>
-          </w:tcPr>
-          <w:p>
-            <w:pPr>
-              <w:spacing w:after="0"/>
-            </w:pPr>
-            <w:r>
-              <w:rPr>
-                <w:sz w:val="12"/>
-              </w:rPr>
-              <w:t>time-A/time-B</w:t>
+              <w:t>Q3：time-A / time-B / 比值</w:t>
             </w:r>
           </w:p>
         </w:tc>
@@ -190,31 +1045,19 @@
       <w:tr>
         <w:tc>
           <w:tcPr>
-            <w:tcW w:type="dxa" w:w="1648"/>
+            <w:tcW w:type="dxa" w:w="680"/>
+            <w:vAlign w:val="center"/>
           </w:tcPr>
           <w:p>
             <w:pPr>
-              <w:spacing w:after="0"/>
+              <w:spacing w:before="0" w:after="0" w:line="240" w:lineRule="auto"/>
             </w:pPr>
+            <w:r/>
             <w:r>
               <w:rPr>
-                <w:sz w:val="12"/>
-              </w:rPr>
-              <w:t>SCP/SSH</w:t>
-            </w:r>
-          </w:p>
-        </w:tc>
-        <w:tc>
-          <w:tcPr>
-            <w:tcW w:type="dxa" w:w="1648"/>
-          </w:tcPr>
-          <w:p>
-            <w:pPr>
-              <w:spacing w:after="0"/>
-            </w:pPr>
-            <w:r>
-              <w:rPr>
-                <w:sz w:val="12"/>
+                <w:rFonts w:ascii="Times New Roman" w:hAnsi="Times New Roman" w:eastAsia="宋体"/>
+                <w:b w:val="0"/>
+                <w:sz w:val="19"/>
               </w:rPr>
               <w:t>2</w:t>
             </w:r>
@@ -222,113 +1065,41 @@
         </w:tc>
         <w:tc>
           <w:tcPr>
-            <w:tcW w:type="dxa" w:w="1648"/>
+            <w:tcW w:type="dxa" w:w="4535"/>
+            <w:vAlign w:val="center"/>
           </w:tcPr>
           <w:p>
             <w:pPr>
-              <w:spacing w:after="0"/>
+              <w:spacing w:before="0" w:after="0" w:line="240" w:lineRule="auto"/>
             </w:pPr>
+            <w:r/>
             <w:r>
               <w:rPr>
-                <w:sz w:val="12"/>
+                <w:rFonts w:ascii="Times New Roman" w:hAnsi="Times New Roman" w:eastAsia="宋体"/>
+                <w:b w:val="0"/>
+                <w:sz w:val="19"/>
               </w:rPr>
-              <w:t>7.113</w:t>
+              <w:t>36.126 / 3.797 / 9.515</w:t>
             </w:r>
           </w:p>
         </w:tc>
         <w:tc>
           <w:tcPr>
-            <w:tcW w:type="dxa" w:w="1648"/>
+            <w:tcW w:type="dxa" w:w="4535"/>
+            <w:vAlign w:val="center"/>
           </w:tcPr>
           <w:p>
             <w:pPr>
-              <w:spacing w:after="0"/>
+              <w:spacing w:before="0" w:after="0" w:line="240" w:lineRule="auto"/>
             </w:pPr>
+            <w:r/>
             <w:r>
               <w:rPr>
-                <w:sz w:val="12"/>
+                <w:rFonts w:ascii="Times New Roman" w:hAnsi="Times New Roman" w:eastAsia="宋体"/>
+                <w:b w:val="0"/>
+                <w:sz w:val="19"/>
               </w:rPr>
-              <w:t>8.671</w:t>
-            </w:r>
-          </w:p>
-        </w:tc>
-        <w:tc>
-          <w:tcPr>
-            <w:tcW w:type="dxa" w:w="1648"/>
-          </w:tcPr>
-          <w:p>
-            <w:pPr>
-              <w:spacing w:after="0"/>
-            </w:pPr>
-            <w:r>
-              <w:rPr>
-                <w:sz w:val="12"/>
-              </w:rPr>
-              <w:t>75.742</w:t>
-            </w:r>
-          </w:p>
-        </w:tc>
-        <w:tc>
-          <w:tcPr>
-            <w:tcW w:type="dxa" w:w="1648"/>
-          </w:tcPr>
-          <w:p>
-            <w:pPr>
-              <w:spacing w:after="0"/>
-            </w:pPr>
-            <w:r>
-              <w:rPr>
-                <w:sz w:val="12"/>
-              </w:rPr>
-              <w:t>0.935</w:t>
-            </w:r>
-          </w:p>
-        </w:tc>
-        <w:tc>
-          <w:tcPr>
-            <w:tcW w:type="dxa" w:w="1648"/>
-          </w:tcPr>
-          <w:p>
-            <w:pPr>
-              <w:spacing w:after="0"/>
-            </w:pPr>
-            <w:r>
-              <w:rPr>
-                <w:sz w:val="12"/>
-              </w:rPr>
-              <w:t>91.066</w:t>
-            </w:r>
-          </w:p>
-        </w:tc>
-        <w:tc>
-          <w:tcPr>
-            <w:tcW w:type="dxa" w:w="1648"/>
-          </w:tcPr>
-          <w:p>
-            <w:pPr>
-              <w:spacing w:after="0"/>
-            </w:pPr>
-            <w:r>
-              <w:rPr>
-                <w:sz w:val="12"/>
-              </w:rPr>
-              <w:t>4.159</w:t>
-            </w:r>
-          </w:p>
-        </w:tc>
-        <w:tc>
-          <w:tcPr>
-            <w:tcW w:type="dxa" w:w="1648"/>
-          </w:tcPr>
-          <w:p>
-            <w:pPr>
-              <w:spacing w:after="0"/>
-            </w:pPr>
-            <w:r>
-              <w:rPr>
-                <w:sz w:val="12"/>
-              </w:rPr>
-              <w:t>21.895</w:t>
+              <w:t>30.281 / 3.795 / 7.979</w:t>
             </w:r>
           </w:p>
         </w:tc>
@@ -336,177 +1107,19 @@
       <w:tr>
         <w:tc>
           <w:tcPr>
-            <w:tcW w:type="dxa" w:w="1648"/>
+            <w:tcW w:type="dxa" w:w="680"/>
+            <w:vAlign w:val="center"/>
           </w:tcPr>
           <w:p>
             <w:pPr>
-              <w:spacing w:after="0"/>
+              <w:spacing w:before="0" w:after="0" w:line="240" w:lineRule="auto"/>
             </w:pPr>
+            <w:r/>
             <w:r>
               <w:rPr>
-                <w:sz w:val="12"/>
-              </w:rPr>
-              <w:t>TCP over SSH tunnels</w:t>
-            </w:r>
-          </w:p>
-        </w:tc>
-        <w:tc>
-          <w:tcPr>
-            <w:tcW w:type="dxa" w:w="1648"/>
-          </w:tcPr>
-          <w:p>
-            <w:pPr>
-              <w:spacing w:after="0"/>
-            </w:pPr>
-            <w:r>
-              <w:rPr>
-                <w:sz w:val="12"/>
-              </w:rPr>
-              <w:t>2</w:t>
-            </w:r>
-          </w:p>
-        </w:tc>
-        <w:tc>
-          <w:tcPr>
-            <w:tcW w:type="dxa" w:w="1648"/>
-          </w:tcPr>
-          <w:p>
-            <w:pPr>
-              <w:spacing w:after="0"/>
-            </w:pPr>
-            <w:r>
-              <w:rPr>
-                <w:sz w:val="12"/>
-              </w:rPr>
-              <w:t>3.366</w:t>
-            </w:r>
-          </w:p>
-        </w:tc>
-        <w:tc>
-          <w:tcPr>
-            <w:tcW w:type="dxa" w:w="1648"/>
-          </w:tcPr>
-          <w:p>
-            <w:pPr>
-              <w:spacing w:after="0"/>
-            </w:pPr>
-            <w:r>
-              <w:rPr>
-                <w:sz w:val="12"/>
-              </w:rPr>
-              <w:t>4.050</w:t>
-            </w:r>
-          </w:p>
-        </w:tc>
-        <w:tc>
-          <w:tcPr>
-            <w:tcW w:type="dxa" w:w="1648"/>
-          </w:tcPr>
-          <w:p>
-            <w:pPr>
-              <w:spacing w:after="0"/>
-            </w:pPr>
-            <w:r>
-              <w:rPr>
-                <w:sz w:val="12"/>
-              </w:rPr>
-              <w:t>14.657</w:t>
-            </w:r>
-          </w:p>
-        </w:tc>
-        <w:tc>
-          <w:tcPr>
-            <w:tcW w:type="dxa" w:w="1648"/>
-          </w:tcPr>
-          <w:p>
-            <w:pPr>
-              <w:spacing w:after="0"/>
-            </w:pPr>
-            <w:r>
-              <w:rPr>
-                <w:sz w:val="12"/>
-              </w:rPr>
-              <w:t>0.684</w:t>
-            </w:r>
-          </w:p>
-        </w:tc>
-        <w:tc>
-          <w:tcPr>
-            <w:tcW w:type="dxa" w:w="1648"/>
-          </w:tcPr>
-          <w:p>
-            <w:pPr>
-              <w:spacing w:after="0"/>
-            </w:pPr>
-            <w:r>
-              <w:rPr>
-                <w:sz w:val="12"/>
-              </w:rPr>
-              <w:t>27.847</w:t>
-            </w:r>
-          </w:p>
-        </w:tc>
-        <w:tc>
-          <w:tcPr>
-            <w:tcW w:type="dxa" w:w="1648"/>
-          </w:tcPr>
-          <w:p>
-            <w:pPr>
-              <w:spacing w:after="0"/>
-            </w:pPr>
-            <w:r>
-              <w:rPr>
-                <w:sz w:val="12"/>
-              </w:rPr>
-              <w:t>4.053</w:t>
-            </w:r>
-          </w:p>
-        </w:tc>
-        <w:tc>
-          <w:tcPr>
-            <w:tcW w:type="dxa" w:w="1648"/>
-          </w:tcPr>
-          <w:p>
-            <w:pPr>
-              <w:spacing w:after="0"/>
-            </w:pPr>
-            <w:r>
-              <w:rPr>
-                <w:sz w:val="12"/>
-              </w:rPr>
-              <w:t>6.872</w:t>
-            </w:r>
-          </w:p>
-        </w:tc>
-      </w:tr>
-      <w:tr>
-        <w:tc>
-          <w:tcPr>
-            <w:tcW w:type="dxa" w:w="1648"/>
-          </w:tcPr>
-          <w:p>
-            <w:pPr>
-              <w:spacing w:after="0"/>
-            </w:pPr>
-            <w:r>
-              <w:rPr>
-                <w:sz w:val="12"/>
-              </w:rPr>
-              <w:t>SCP/SSH</w:t>
-            </w:r>
-          </w:p>
-        </w:tc>
-        <w:tc>
-          <w:tcPr>
-            <w:tcW w:type="dxa" w:w="1648"/>
-          </w:tcPr>
-          <w:p>
-            <w:pPr>
-              <w:spacing w:after="0"/>
-            </w:pPr>
-            <w:r>
-              <w:rPr>
-                <w:sz w:val="12"/>
+                <w:rFonts w:ascii="Times New Roman" w:hAnsi="Times New Roman" w:eastAsia="宋体"/>
+                <w:b w:val="0"/>
+                <w:sz w:val="19"/>
               </w:rPr>
               <w:t>4</w:t>
             </w:r>
@@ -514,287 +1127,62 @@
         </w:tc>
         <w:tc>
           <w:tcPr>
-            <w:tcW w:type="dxa" w:w="1648"/>
+            <w:tcW w:type="dxa" w:w="4535"/>
+            <w:vAlign w:val="center"/>
           </w:tcPr>
           <w:p>
             <w:pPr>
-              <w:spacing w:after="0"/>
+              <w:spacing w:before="0" w:after="0" w:line="240" w:lineRule="auto"/>
             </w:pPr>
+            <w:r/>
             <w:r>
               <w:rPr>
-                <w:sz w:val="12"/>
+                <w:rFonts w:ascii="Times New Roman" w:hAnsi="Times New Roman" w:eastAsia="宋体"/>
+                <w:b w:val="0"/>
+                <w:sz w:val="19"/>
               </w:rPr>
-              <w:t>2.652</w:t>
+              <w:t>29.557 / 3.875 / 7.628</w:t>
             </w:r>
           </w:p>
         </w:tc>
         <w:tc>
           <w:tcPr>
-            <w:tcW w:type="dxa" w:w="1648"/>
+            <w:tcW w:type="dxa" w:w="4535"/>
+            <w:vAlign w:val="center"/>
           </w:tcPr>
           <w:p>
             <w:pPr>
-              <w:spacing w:after="0"/>
+              <w:spacing w:before="0" w:after="0" w:line="240" w:lineRule="auto"/>
             </w:pPr>
+            <w:r/>
             <w:r>
               <w:rPr>
-                <w:sz w:val="12"/>
+                <w:rFonts w:ascii="Times New Roman" w:hAnsi="Times New Roman" w:eastAsia="宋体"/>
+                <w:b w:val="0"/>
+                <w:sz w:val="19"/>
               </w:rPr>
-              <w:t>4.526</w:t>
-            </w:r>
-          </w:p>
-        </w:tc>
-        <w:tc>
-          <w:tcPr>
-            <w:tcW w:type="dxa" w:w="1648"/>
-          </w:tcPr>
-          <w:p>
-            <w:pPr>
-              <w:spacing w:after="0"/>
-            </w:pPr>
-            <w:r>
-              <w:rPr>
-                <w:sz w:val="12"/>
-              </w:rPr>
-              <w:t>20.494</w:t>
-            </w:r>
-          </w:p>
-        </w:tc>
-        <w:tc>
-          <w:tcPr>
-            <w:tcW w:type="dxa" w:w="1648"/>
-          </w:tcPr>
-          <w:p>
-            <w:pPr>
-              <w:spacing w:after="0"/>
-            </w:pPr>
-            <w:r>
-              <w:rPr>
-                <w:sz w:val="12"/>
-              </w:rPr>
-              <w:t>0.939</w:t>
-            </w:r>
-          </w:p>
-        </w:tc>
-        <w:tc>
-          <w:tcPr>
-            <w:tcW w:type="dxa" w:w="1648"/>
-          </w:tcPr>
-          <w:p>
-            <w:pPr>
-              <w:spacing w:after="0"/>
-            </w:pPr>
-            <w:r>
-              <w:rPr>
-                <w:sz w:val="12"/>
-              </w:rPr>
-              <w:t>29.575</w:t>
-            </w:r>
-          </w:p>
-        </w:tc>
-        <w:tc>
-          <w:tcPr>
-            <w:tcW w:type="dxa" w:w="1648"/>
-          </w:tcPr>
-          <w:p>
-            <w:pPr>
-              <w:spacing w:after="0"/>
-            </w:pPr>
-            <w:r>
-              <w:rPr>
-                <w:sz w:val="12"/>
-              </w:rPr>
-              <w:t>4.030</w:t>
-            </w:r>
-          </w:p>
-        </w:tc>
-        <w:tc>
-          <w:tcPr>
-            <w:tcW w:type="dxa" w:w="1648"/>
-          </w:tcPr>
-          <w:p>
-            <w:pPr>
-              <w:spacing w:after="0"/>
-            </w:pPr>
-            <w:r>
-              <w:rPr>
-                <w:sz w:val="12"/>
-              </w:rPr>
-              <w:t>7.338</w:t>
-            </w:r>
-          </w:p>
-        </w:tc>
-      </w:tr>
-      <w:tr>
-        <w:tc>
-          <w:tcPr>
-            <w:tcW w:type="dxa" w:w="1648"/>
-          </w:tcPr>
-          <w:p>
-            <w:pPr>
-              <w:spacing w:after="0"/>
-            </w:pPr>
-            <w:r>
-              <w:rPr>
-                <w:sz w:val="12"/>
-              </w:rPr>
-              <w:t>TCP over SSH tunnels</w:t>
-            </w:r>
-          </w:p>
-        </w:tc>
-        <w:tc>
-          <w:tcPr>
-            <w:tcW w:type="dxa" w:w="1648"/>
-          </w:tcPr>
-          <w:p>
-            <w:pPr>
-              <w:spacing w:after="0"/>
-            </w:pPr>
-            <w:r>
-              <w:rPr>
-                <w:sz w:val="12"/>
-              </w:rPr>
-              <w:t>4</w:t>
-            </w:r>
-          </w:p>
-        </w:tc>
-        <w:tc>
-          <w:tcPr>
-            <w:tcW w:type="dxa" w:w="1648"/>
-          </w:tcPr>
-          <w:p>
-            <w:pPr>
-              <w:spacing w:after="0"/>
-            </w:pPr>
-            <w:r>
-              <w:rPr>
-                <w:sz w:val="12"/>
-              </w:rPr>
-              <w:t>3.287</w:t>
-            </w:r>
-          </w:p>
-        </w:tc>
-        <w:tc>
-          <w:tcPr>
-            <w:tcW w:type="dxa" w:w="1648"/>
-          </w:tcPr>
-          <w:p>
-            <w:pPr>
-              <w:spacing w:after="0"/>
-            </w:pPr>
-            <w:r>
-              <w:rPr>
-                <w:sz w:val="12"/>
-              </w:rPr>
-              <w:t>1.984</w:t>
-            </w:r>
-          </w:p>
-        </w:tc>
-        <w:tc>
-          <w:tcPr>
-            <w:tcW w:type="dxa" w:w="1648"/>
-          </w:tcPr>
-          <w:p>
-            <w:pPr>
-              <w:spacing w:after="0"/>
-            </w:pPr>
-            <w:r>
-              <w:rPr>
-                <w:sz w:val="12"/>
-              </w:rPr>
-              <w:t>16.976</w:t>
-            </w:r>
-          </w:p>
-        </w:tc>
-        <w:tc>
-          <w:tcPr>
-            <w:tcW w:type="dxa" w:w="1648"/>
-          </w:tcPr>
-          <w:p>
-            <w:pPr>
-              <w:spacing w:after="0"/>
-            </w:pPr>
-            <w:r>
-              <w:rPr>
-                <w:sz w:val="12"/>
-              </w:rPr>
-              <w:t>0.679</w:t>
-            </w:r>
-          </w:p>
-        </w:tc>
-        <w:tc>
-          <w:tcPr>
-            <w:tcW w:type="dxa" w:w="1648"/>
-          </w:tcPr>
-          <w:p>
-            <w:pPr>
-              <w:spacing w:after="0"/>
-            </w:pPr>
-            <w:r>
-              <w:rPr>
-                <w:sz w:val="12"/>
-              </w:rPr>
-              <w:t>26.927</w:t>
-            </w:r>
-          </w:p>
-        </w:tc>
-        <w:tc>
-          <w:tcPr>
-            <w:tcW w:type="dxa" w:w="1648"/>
-          </w:tcPr>
-          <w:p>
-            <w:pPr>
-              <w:spacing w:after="0"/>
-            </w:pPr>
-            <w:r>
-              <w:rPr>
-                <w:sz w:val="12"/>
-              </w:rPr>
-              <w:t>3.927</w:t>
-            </w:r>
-          </w:p>
-        </w:tc>
-        <w:tc>
-          <w:tcPr>
-            <w:tcW w:type="dxa" w:w="1648"/>
-          </w:tcPr>
-          <w:p>
-            <w:pPr>
-              <w:spacing w:after="0"/>
-            </w:pPr>
-            <w:r>
-              <w:rPr>
-                <w:sz w:val="12"/>
-              </w:rPr>
-              <w:t>6.856</w:t>
+              <w:t>31.512 / 3.506 / 8.989</w:t>
             </w:r>
           </w:p>
         </w:tc>
       </w:tr>
     </w:tbl>
     <w:p>
+      <w:pPr>
+        <w:spacing w:before="40" w:after="0" w:line="252" w:lineRule="auto"/>
+      </w:pPr>
       <w:r>
-        <w:t>SCP/SSH 方案复用成熟的认证和文件传输工具，进程与连接建立成本较高；TCP 方案可复用连接并把任务协议、文件传输和结果返回整合起来，但需自行处理消息边界、超时、错误和服务端可用性。TCP 不会自动加密或认证，因此只应在可信课程网络中使用，或在外层增加安全隧道。实际效果由测得的网络和计算阶段决定；若 TCP 传输开销更低，收益会更多体现在上传/下载阶段，排序本身的计算量基本相同。</w:t>
-      </w:r>
-    </w:p>
-    <w:p>
-      <w:r>
-        <w:t>Q3 的 K=2、K=4 实验均使用两台真实服务器上的 TCP Worker，并经 SSH 隧道传输 TCP 流量；K=4 为每台服务器运行两个 Worker 进程。表内上传包含客户端打包、上传、master 解包和 worker 上传；下载包含 worker 回传和客户端取回，time-A 还计入结果打包与解包。K=2 worker 回传最慢为 14.455 秒、结果打包 3.164 秒；K=4 回传最慢 16.747 秒、结果打包 3.101 秒。Q2 K=2 两次 time-A 为 36.887 秒和 91.066 秒，Q3 为 27.847 秒；SCP/SSH 下载波动较大，不能把单次差值当作稳定加速。K=4 下 Q2 time-A 为 29.575 秒、Q3 为 26.927 秒。Q3 K=4 排序耗时约为 K=2 的一半，但回传阶段更慢，网络传输限制了扩展收益。完整客户端往返还包括单机 time-B 排序，不计入表中 time-A。</w:t>
-      </w:r>
-    </w:p>
-    <w:p>
-      <w:r>
-        <w:t>Q3 排序输出和 Q2 基准输出均逐字节一致，共 2097152 行。实际终端会话记录为 recordings/q3-k2.typescript、recordings/q3-k4.typescript；Q2 K=4 的 Docker Worker 实验和输出验证均已完成。录制文件是可读终端会话记录，不是 MP4 视频。</w:t>
-      </w:r>
-    </w:p>
-    <w:p>
-      <w:r>
-        <w:t>TCP 实现将客户端向额外服务器的文件上传和结果下载计入 time-A；额外服务器记录 worker 上传/排序/下载、最终归并和结果打包的阶段时间。timings.json 会随结果写入 Q3/output。</w:t>
+        <w:rPr>
+          <w:rFonts w:ascii="Times New Roman" w:hAnsi="Times New Roman" w:eastAsia="宋体"/>
+          <w:b w:val="0"/>
+          <w:sz w:val="21"/>
+        </w:rPr>
+        <w:t>Q3 的 K=2 time-A 比 Q2 少 5.846 秒，K=4 多 1.956 秒；加速比也受 time-B 实测值影响，应结合阶段时延判断。K=2、K=4 结果均有 2097152 行、升序排列，并与 Q2 基准逐行一致。截图 pic3-k2.png、pic3-k4.png 记录了运行命令及校验输出。</w:t>
       </w:r>
     </w:p>
     <w:sectPr>
-      <w:pgSz w:w="15840" w:h="12240" w:orient="landscape"/>
-      <w:pgMar w:top="461" w:right="504" w:bottom="461" w:left="504" w:header="720" w:footer="720" w:gutter="0"/>
+      <w:pgSz w:w="11906" w:h="16838"/>
+      <w:pgMar w:top="709" w:right="822" w:bottom="652" w:left="822" w:header="720" w:footer="720" w:gutter="0"/>
       <w:cols w:space="720"/>
       <w:docGrid w:linePitch="360"/>
     </w:sectPr>
@@ -1165,12 +1553,9 @@
     <w:name w:val="Normal"/>
     <w:qFormat/>
     <w:rsid w:val="00FC693F"/>
-    <w:pPr>
-      <w:spacing w:after="40"/>
-    </w:pPr>
     <w:rPr>
-      <w:rFonts w:ascii="Arial" w:hAnsi="Arial" w:eastAsia="Microsoft YaHei"/>
-      <w:sz w:val="14"/>
+      <w:rFonts w:ascii="Times New Roman" w:hAnsi="Times New Roman" w:eastAsia="宋体"/>
+      <w:sz w:val="19"/>
     </w:rPr>
   </w:style>
   <w:style w:type="paragraph" w:styleId="Header">
